--- a/downloads/diagrams/t07-l07-visual-ivr-and-frames.docx
+++ b/downloads/diagrams/t07-l07-visual-ivr-and-frames.docx
@@ -34,7 +34,7 @@
     </w:p>
     <w:p>
       <w:r>
-        <w:t>confirm. The PDF's browser matrix is historical. Current browser behavior has to be tested.. last checked 2026-10.</w:t>
+        <w:t>confirm. The PDF's browser matrix is historical. Current browser behavior has to be tested. last checked 2026-10.</w:t>
       </w:r>
     </w:p>
   </w:body>
